--- a/smjernice-projekta/4. Korak - FastAPI backend.docx
+++ b/smjernice-projekta/4. Korak - FastAPI backend.docx
@@ -15,7 +15,6 @@
           <w:szCs w:val="20"/>
         </w:rPr>
       </w:pPr>
-      <w:bookmarkStart w:id="0" w:name="_GoBack"/>
       <w:r>
         <w:rPr>
           <w:rFonts w:hint="default" w:ascii="Calibri Regular" w:hAnsi="Calibri Regular" w:cs="Calibri Regular"/>
@@ -44,16 +43,7 @@
           <w:sz w:val="20"/>
           <w:szCs w:val="20"/>
         </w:rPr>
-        <w:t>Sada radimo backend koj</w:t>
-      </w:r>
-      <w:bookmarkEnd w:id="0"/>
-      <w:r>
-        <w:rPr>
-          <w:rFonts w:hint="default" w:ascii="Calibri Regular" w:hAnsi="Calibri Regular" w:cs="Calibri Regular"/>
-          <w:sz w:val="20"/>
-          <w:szCs w:val="20"/>
-        </w:rPr>
-        <w:t>i:</w:t>
+        <w:t>Sada radimo backend koji:</w:t>
       </w:r>
     </w:p>
     <w:p>
@@ -952,9 +942,7 @@
         </w:tblBorders>
         <w:tblLayout w:type="autofit"/>
         <w:tblCellMar>
-          <w:top w:w="0" w:type="dxa"/>
           <w:left w:w="108" w:type="dxa"/>
-          <w:bottom w:w="0" w:type="dxa"/>
           <w:right w:w="108" w:type="dxa"/>
         </w:tblCellMar>
       </w:tblPr>
@@ -963,22 +951,6 @@
         <w:gridCol w:w="5576"/>
       </w:tblGrid>
       <w:tr>
-        <w:tblPrEx>
-          <w:tblBorders>
-            <w:top w:val="single" w:color="auto" w:sz="4" w:space="0"/>
-            <w:left w:val="single" w:color="auto" w:sz="4" w:space="0"/>
-            <w:bottom w:val="single" w:color="auto" w:sz="4" w:space="0"/>
-            <w:right w:val="single" w:color="auto" w:sz="4" w:space="0"/>
-            <w:insideH w:val="single" w:color="auto" w:sz="4" w:space="0"/>
-            <w:insideV w:val="single" w:color="auto" w:sz="4" w:space="0"/>
-          </w:tblBorders>
-          <w:tblCellMar>
-            <w:top w:w="0" w:type="dxa"/>
-            <w:left w:w="108" w:type="dxa"/>
-            <w:bottom w:w="0" w:type="dxa"/>
-            <w:right w:w="108" w:type="dxa"/>
-          </w:tblCellMar>
-        </w:tblPrEx>
         <w:tc>
           <w:tcPr>
             <w:tcW w:w="4261" w:type="dxa"/>
@@ -3020,9 +2992,7 @@
         </w:tblBorders>
         <w:tblLayout w:type="autofit"/>
         <w:tblCellMar>
-          <w:top w:w="0" w:type="dxa"/>
           <w:left w:w="108" w:type="dxa"/>
-          <w:bottom w:w="0" w:type="dxa"/>
           <w:right w:w="108" w:type="dxa"/>
         </w:tblCellMar>
       </w:tblPr>
@@ -3031,22 +3001,6 @@
         <w:gridCol w:w="4576"/>
       </w:tblGrid>
       <w:tr>
-        <w:tblPrEx>
-          <w:tblBorders>
-            <w:top w:val="single" w:color="auto" w:sz="4" w:space="0"/>
-            <w:left w:val="single" w:color="auto" w:sz="4" w:space="0"/>
-            <w:bottom w:val="single" w:color="auto" w:sz="4" w:space="0"/>
-            <w:right w:val="single" w:color="auto" w:sz="4" w:space="0"/>
-            <w:insideH w:val="single" w:color="auto" w:sz="4" w:space="0"/>
-            <w:insideV w:val="single" w:color="auto" w:sz="4" w:space="0"/>
-          </w:tblBorders>
-          <w:tblCellMar>
-            <w:top w:w="0" w:type="dxa"/>
-            <w:left w:w="108" w:type="dxa"/>
-            <w:bottom w:w="0" w:type="dxa"/>
-            <w:right w:w="108" w:type="dxa"/>
-          </w:tblCellMar>
-        </w:tblPrEx>
         <w:tc>
           <w:tcPr>
             <w:tcW w:w="4261" w:type="dxa"/>
@@ -4236,9 +4190,7 @@
         </w:tblBorders>
         <w:tblLayout w:type="autofit"/>
         <w:tblCellMar>
-          <w:top w:w="0" w:type="dxa"/>
           <w:left w:w="108" w:type="dxa"/>
-          <w:bottom w:w="0" w:type="dxa"/>
           <w:right w:w="108" w:type="dxa"/>
         </w:tblCellMar>
       </w:tblPr>
@@ -4247,22 +4199,6 @@
         <w:gridCol w:w="4816"/>
       </w:tblGrid>
       <w:tr>
-        <w:tblPrEx>
-          <w:tblBorders>
-            <w:top w:val="single" w:color="auto" w:sz="4" w:space="0"/>
-            <w:left w:val="single" w:color="auto" w:sz="4" w:space="0"/>
-            <w:bottom w:val="single" w:color="auto" w:sz="4" w:space="0"/>
-            <w:right w:val="single" w:color="auto" w:sz="4" w:space="0"/>
-            <w:insideH w:val="single" w:color="auto" w:sz="4" w:space="0"/>
-            <w:insideV w:val="single" w:color="auto" w:sz="4" w:space="0"/>
-          </w:tblBorders>
-          <w:tblCellMar>
-            <w:top w:w="0" w:type="dxa"/>
-            <w:left w:w="108" w:type="dxa"/>
-            <w:bottom w:w="0" w:type="dxa"/>
-            <w:right w:w="108" w:type="dxa"/>
-          </w:tblCellMar>
-        </w:tblPrEx>
         <w:tc>
           <w:tcPr>
             <w:tcW w:w="4261" w:type="dxa"/>
@@ -6496,8 +6432,6 @@
           </w:p>
           <w:p>
             <w:pPr>
-              <w:widowControl w:val="0"/>
-              <w:jc w:val="both"/>
               <w:rPr>
                 <w:rFonts w:hint="default"/>
               </w:rPr>
@@ -6687,9 +6621,7 @@
         </w:tblBorders>
         <w:tblLayout w:type="autofit"/>
         <w:tblCellMar>
-          <w:top w:w="0" w:type="dxa"/>
           <w:left w:w="108" w:type="dxa"/>
-          <w:bottom w:w="0" w:type="dxa"/>
           <w:right w:w="108" w:type="dxa"/>
         </w:tblCellMar>
       </w:tblPr>
@@ -6698,22 +6630,6 @@
         <w:gridCol w:w="4616"/>
       </w:tblGrid>
       <w:tr>
-        <w:tblPrEx>
-          <w:tblBorders>
-            <w:top w:val="single" w:color="auto" w:sz="4" w:space="0"/>
-            <w:left w:val="single" w:color="auto" w:sz="4" w:space="0"/>
-            <w:bottom w:val="single" w:color="auto" w:sz="4" w:space="0"/>
-            <w:right w:val="single" w:color="auto" w:sz="4" w:space="0"/>
-            <w:insideH w:val="single" w:color="auto" w:sz="4" w:space="0"/>
-            <w:insideV w:val="single" w:color="auto" w:sz="4" w:space="0"/>
-          </w:tblBorders>
-          <w:tblCellMar>
-            <w:top w:w="0" w:type="dxa"/>
-            <w:left w:w="108" w:type="dxa"/>
-            <w:bottom w:w="0" w:type="dxa"/>
-            <w:right w:w="108" w:type="dxa"/>
-          </w:tblCellMar>
-        </w:tblPrEx>
         <w:tc>
           <w:tcPr>
             <w:tcW w:w="4261" w:type="dxa"/>
@@ -8816,6 +8732,8 @@
           <w:szCs w:val="20"/>
         </w:rPr>
       </w:pPr>
+      <w:bookmarkStart w:id="0" w:name="_GoBack"/>
+      <w:bookmarkEnd w:id="0"/>
       <w:r>
         <w:rPr>
           <w:rFonts w:hint="default" w:ascii="Calibri Regular" w:hAnsi="Calibri Regular" w:cs="Calibri Regular"/>
@@ -9955,7 +9873,7 @@
   <w:docDefaults>
     <w:rPrDefault>
       <w:rPr>
-        <w:rFonts w:ascii="Times New Roman" w:hAnsi="Times New Roman" w:eastAsia="SimSun" w:cs="Times New Roman"/>
+        <w:rFonts w:ascii="Times New Roman" w:hAnsi="Times New Roman" w:eastAsia="宋体" w:cs="Times New Roman"/>
       </w:rPr>
     </w:rPrDefault>
     <w:pPrDefault/>
@@ -10026,7 +9944,7 @@
     <w:lsdException w:qFormat="1" w:unhideWhenUsed="0" w:uiPriority="0" w:semiHidden="0" w:name="Title"/>
     <w:lsdException w:unhideWhenUsed="0" w:uiPriority="0" w:semiHidden="0" w:name="Closing"/>
     <w:lsdException w:unhideWhenUsed="0" w:uiPriority="0" w:semiHidden="0" w:name="Signature"/>
-    <w:lsdException w:qFormat="1" w:unhideWhenUsed="0" w:uiPriority="0" w:name="Default Paragraph Font"/>
+    <w:lsdException w:unhideWhenUsed="0" w:uiPriority="0" w:name="Default Paragraph Font"/>
     <w:lsdException w:unhideWhenUsed="0" w:uiPriority="0" w:semiHidden="0" w:name="Body Text"/>
     <w:lsdException w:unhideWhenUsed="0" w:uiPriority="0" w:semiHidden="0" w:name="Body Text Indent"/>
     <w:lsdException w:unhideWhenUsed="0" w:uiPriority="0" w:semiHidden="0" w:name="List Continue"/>
@@ -10046,25 +9964,25 @@
     <w:lsdException w:unhideWhenUsed="0" w:uiPriority="0" w:semiHidden="0" w:name="Body Text Indent 2"/>
     <w:lsdException w:unhideWhenUsed="0" w:uiPriority="0" w:semiHidden="0" w:name="Body Text Indent 3"/>
     <w:lsdException w:unhideWhenUsed="0" w:uiPriority="0" w:semiHidden="0" w:name="Block Text"/>
-    <w:lsdException w:qFormat="1" w:unhideWhenUsed="0" w:uiPriority="0" w:semiHidden="0" w:name="Hyperlink"/>
+    <w:lsdException w:unhideWhenUsed="0" w:uiPriority="0" w:semiHidden="0" w:name="Hyperlink"/>
     <w:lsdException w:unhideWhenUsed="0" w:uiPriority="0" w:semiHidden="0" w:name="FollowedHyperlink"/>
     <w:lsdException w:qFormat="1" w:unhideWhenUsed="0" w:uiPriority="0" w:semiHidden="0" w:name="Strong"/>
     <w:lsdException w:qFormat="1" w:unhideWhenUsed="0" w:uiPriority="0" w:semiHidden="0" w:name="Emphasis"/>
     <w:lsdException w:unhideWhenUsed="0" w:uiPriority="0" w:semiHidden="0" w:name="Document Map"/>
     <w:lsdException w:unhideWhenUsed="0" w:uiPriority="0" w:semiHidden="0" w:name="Plain Text"/>
     <w:lsdException w:unhideWhenUsed="0" w:uiPriority="0" w:semiHidden="0" w:name="E-mail Signature"/>
-    <w:lsdException w:qFormat="1" w:unhideWhenUsed="0" w:uiPriority="0" w:semiHidden="0" w:name="Normal (Web)"/>
+    <w:lsdException w:unhideWhenUsed="0" w:uiPriority="0" w:semiHidden="0" w:name="Normal (Web)"/>
     <w:lsdException w:unhideWhenUsed="0" w:uiPriority="0" w:semiHidden="0" w:name="HTML Acronym"/>
     <w:lsdException w:unhideWhenUsed="0" w:uiPriority="0" w:semiHidden="0" w:name="HTML Address"/>
     <w:lsdException w:unhideWhenUsed="0" w:uiPriority="0" w:semiHidden="0" w:name="HTML Cite"/>
-    <w:lsdException w:qFormat="1" w:unhideWhenUsed="0" w:uiPriority="0" w:semiHidden="0" w:name="HTML Code"/>
+    <w:lsdException w:unhideWhenUsed="0" w:uiPriority="0" w:semiHidden="0" w:name="HTML Code"/>
     <w:lsdException w:unhideWhenUsed="0" w:uiPriority="0" w:semiHidden="0" w:name="HTML Definition"/>
     <w:lsdException w:unhideWhenUsed="0" w:uiPriority="0" w:semiHidden="0" w:name="HTML Keyboard"/>
-    <w:lsdException w:qFormat="1" w:unhideWhenUsed="0" w:uiPriority="0" w:semiHidden="0" w:name="HTML Preformatted"/>
+    <w:lsdException w:unhideWhenUsed="0" w:uiPriority="0" w:semiHidden="0" w:name="HTML Preformatted"/>
     <w:lsdException w:unhideWhenUsed="0" w:uiPriority="0" w:semiHidden="0" w:name="HTML Sample"/>
     <w:lsdException w:unhideWhenUsed="0" w:uiPriority="0" w:semiHidden="0" w:name="HTML Typewriter"/>
     <w:lsdException w:unhideWhenUsed="0" w:uiPriority="0" w:semiHidden="0" w:name="HTML Variable"/>
-    <w:lsdException w:qFormat="1" w:unhideWhenUsed="0" w:uiPriority="0" w:name="Normal Table"/>
+    <w:lsdException w:unhideWhenUsed="0" w:uiPriority="0" w:name="Normal Table"/>
     <w:lsdException w:unhideWhenUsed="0" w:uiPriority="0" w:semiHidden="0" w:name="annotation subject"/>
     <w:lsdException w:unhideWhenUsed="0" w:uiPriority="0" w:semiHidden="0" w:name="Table Simple 1"/>
     <w:lsdException w:unhideWhenUsed="0" w:uiPriority="0" w:semiHidden="0" w:name="Table Simple 2"/>
@@ -10109,7 +10027,7 @@
     <w:lsdException w:unhideWhenUsed="0" w:uiPriority="0" w:semiHidden="0" w:name="Table Web 2"/>
     <w:lsdException w:unhideWhenUsed="0" w:uiPriority="0" w:semiHidden="0" w:name="Table Web 3"/>
     <w:lsdException w:unhideWhenUsed="0" w:uiPriority="0" w:semiHidden="0" w:name="Balloon Text"/>
-    <w:lsdException w:qFormat="1" w:unhideWhenUsed="0" w:uiPriority="0" w:semiHidden="0" w:name="Table Grid"/>
+    <w:lsdException w:unhideWhenUsed="0" w:uiPriority="0" w:semiHidden="0" w:name="Table Grid"/>
     <w:lsdException w:unhideWhenUsed="0" w:uiPriority="0" w:semiHidden="0" w:name="Table Theme"/>
     <w:lsdException w:unhideWhenUsed="0" w:uiPriority="60" w:semiHidden="0" w:name="Light Shading"/>
     <w:lsdException w:unhideWhenUsed="0" w:uiPriority="61" w:semiHidden="0" w:name="Light List"/>
@@ -10229,7 +10147,7 @@
       <w:jc w:val="left"/>
     </w:pPr>
     <w:rPr>
-      <w:rFonts w:hint="eastAsia" w:ascii="SimSun" w:hAnsi="SimSun" w:eastAsia="SimSun" w:cs="SimSun"/>
+      <w:rFonts w:hint="eastAsia" w:ascii="宋体" w:hAnsi="宋体" w:eastAsia="宋体" w:cs="宋体"/>
       <w:b/>
       <w:bCs/>
       <w:kern w:val="44"/>
@@ -10250,7 +10168,7 @@
       <w:jc w:val="left"/>
     </w:pPr>
     <w:rPr>
-      <w:rFonts w:hint="eastAsia" w:ascii="SimSun" w:hAnsi="SimSun" w:eastAsia="SimSun" w:cs="SimSun"/>
+      <w:rFonts w:hint="eastAsia" w:ascii="宋体" w:hAnsi="宋体" w:eastAsia="宋体" w:cs="宋体"/>
       <w:b/>
       <w:bCs/>
       <w:kern w:val="0"/>
@@ -10271,7 +10189,7 @@
       <w:jc w:val="left"/>
     </w:pPr>
     <w:rPr>
-      <w:rFonts w:hint="eastAsia" w:ascii="SimSun" w:hAnsi="SimSun" w:eastAsia="SimSun" w:cs="SimSun"/>
+      <w:rFonts w:hint="eastAsia" w:ascii="宋体" w:hAnsi="宋体" w:eastAsia="宋体" w:cs="宋体"/>
       <w:b/>
       <w:bCs/>
       <w:kern w:val="0"/>
@@ -10283,13 +10201,11 @@
   <w:style w:type="character" w:default="1" w:styleId="5">
     <w:name w:val="Default Paragraph Font"/>
     <w:semiHidden/>
-    <w:qFormat/>
     <w:uiPriority w:val="0"/>
   </w:style>
   <w:style w:type="table" w:default="1" w:styleId="6">
     <w:name w:val="Normal Table"/>
     <w:semiHidden/>
-    <w:qFormat/>
     <w:uiPriority w:val="0"/>
     <w:tblPr>
       <w:tblCellMar>
@@ -10303,7 +10219,6 @@
   <w:style w:type="character" w:styleId="7">
     <w:name w:val="HTML Code"/>
     <w:basedOn w:val="5"/>
-    <w:qFormat/>
     <w:uiPriority w:val="0"/>
     <w:rPr>
       <w:rFonts w:ascii="Courier New" w:hAnsi="Courier New" w:cs="Courier New"/>
@@ -10313,7 +10228,6 @@
   </w:style>
   <w:style w:type="paragraph" w:styleId="8">
     <w:name w:val="HTML Preformatted"/>
-    <w:qFormat/>
     <w:uiPriority w:val="0"/>
     <w:pPr>
       <w:tabs>
@@ -10337,7 +10251,7 @@
       <w:jc w:val="left"/>
     </w:pPr>
     <w:rPr>
-      <w:rFonts w:hint="eastAsia" w:ascii="SimSun" w:hAnsi="SimSun" w:eastAsia="SimSun" w:cs="SimSun"/>
+      <w:rFonts w:hint="eastAsia" w:ascii="宋体" w:hAnsi="宋体" w:eastAsia="宋体" w:cs="宋体"/>
       <w:kern w:val="0"/>
       <w:sz w:val="24"/>
       <w:szCs w:val="24"/>
@@ -10347,7 +10261,6 @@
   <w:style w:type="character" w:styleId="9">
     <w:name w:val="Hyperlink"/>
     <w:basedOn w:val="5"/>
-    <w:qFormat/>
     <w:uiPriority w:val="0"/>
     <w:rPr>
       <w:color w:val="0000FF"/>
@@ -10356,7 +10269,6 @@
   </w:style>
   <w:style w:type="paragraph" w:styleId="10">
     <w:name w:val="Normal (Web)"/>
-    <w:qFormat/>
     <w:uiPriority w:val="0"/>
     <w:pPr>
       <w:spacing w:before="0" w:beforeAutospacing="1" w:after="0" w:afterAutospacing="1"/>
@@ -10364,7 +10276,7 @@
       <w:jc w:val="left"/>
     </w:pPr>
     <w:rPr>
-      <w:rFonts w:ascii="Times New Roman" w:hAnsi="Times New Roman" w:eastAsia="SimSun" w:cs="Times New Roman"/>
+      <w:rFonts w:ascii="Times New Roman" w:hAnsi="Times New Roman" w:eastAsia="宋体" w:cs="Times New Roman"/>
       <w:kern w:val="0"/>
       <w:sz w:val="24"/>
       <w:szCs w:val="24"/>
@@ -10374,7 +10286,6 @@
   <w:style w:type="table" w:styleId="11">
     <w:name w:val="Table Grid"/>
     <w:basedOn w:val="6"/>
-    <w:qFormat/>
     <w:uiPriority w:val="0"/>
     <w:pPr>
       <w:widowControl w:val="0"/>
